--- a/monster-protocol/downloads/AI_GAME_8x90_Teacher_Plan_RU.docx
+++ b/monster-protocol/downloads/AI_GAME_8x90_Teacher_Plan_RU.docx
@@ -68,6 +68,42 @@
           <w:b w:val="0"/>
         </w:rPr>
         <w:t>Это новая редакция прежнего курса 12 × 45 минут. Новый объём — 720 минут вместо 540; часть времени специально отведена на движение, игру без компьютера, повторение и показ результатов. Программа не предполагает 90 минут непрерывного сидения за экраном.</w:t>
+      </w:r>
+    </w:p>
+    <w:p>
+      <w:r>
+        <w:rPr>
+          <w:b w:val="0"/>
+        </w:rPr>
+        <w:t xml:space="preserve">Для проведения откройте </w:t>
+      </w:r>
+      <w:hyperlink r:id="rId11">
+        <w:r>
+          <w:rPr>
+            <w:color w:val="245A81"/>
+          </w:rPr>
+          <w:t>первое занятие по каждой минуте и кнопке</w:t>
+        </w:r>
+      </w:hyperlink>
+      <w:r>
+        <w:rPr>
+          <w:b w:val="0"/>
+        </w:rPr>
+        <w:t xml:space="preserve"> и </w:t>
+      </w:r>
+      <w:hyperlink r:id="rId12">
+        <w:r>
+          <w:rPr>
+            <w:color w:val="245A81"/>
+          </w:rPr>
+          <w:t>сценарии всех встреч с картами действий</w:t>
+        </w:r>
+      </w:hyperlink>
+      <w:r>
+        <w:rPr>
+          <w:b w:val="0"/>
+        </w:rPr>
+        <w:t>. Этот файл описывает цели, темп и методику; новые инструкции показывают, куда нажимать.</w:t>
       </w:r>
     </w:p>
     <w:p>
@@ -165,7 +201,7 @@
         </w:rPr>
         <w:t xml:space="preserve">. В Arena группы 04.1 и 04.3 — подготовленная заготовка; 04.2 — команды ученика. Нужные точные действия приведены в </w:t>
       </w:r>
-      <w:hyperlink r:id="rId11">
+      <w:hyperlink r:id="rId13">
         <w:r>
           <w:rPr>
             <w:color w:val="245A81"/>
@@ -232,7 +268,7 @@
         </w:rPr>
         <w:t xml:space="preserve">Перед стартом выполните </w:t>
       </w:r>
-      <w:hyperlink r:id="rId12">
+      <w:hyperlink r:id="rId14">
         <w:r>
           <w:rPr>
             <w:color w:val="245A81"/>
@@ -246,7 +282,7 @@
         </w:rPr>
         <w:t xml:space="preserve">. Карточки ученика: </w:t>
       </w:r>
-      <w:hyperlink r:id="rId13">
+      <w:hyperlink r:id="rId15">
         <w:r>
           <w:rPr>
             <w:color w:val="245A81"/>
@@ -260,7 +296,7 @@
         </w:rPr>
         <w:t xml:space="preserve">. Восемь игр без компьютера с инструкциями: </w:t>
       </w:r>
-      <w:hyperlink r:id="rId14">
+      <w:hyperlink r:id="rId16">
         <w:r>
           <w:rPr>
             <w:color w:val="245A81"/>
@@ -274,7 +310,7 @@
         </w:rPr>
         <w:t xml:space="preserve">. Годовая структура: </w:t>
       </w:r>
-      <w:hyperlink r:id="rId15">
+      <w:hyperlink r:id="rId17">
         <w:r>
           <w:rPr>
             <w:color w:val="245A81"/>
@@ -320,12 +356,13 @@
       <w:tblPr>
         <w:tblStyle w:val="LightShading-Accent1"/>
         <w:tblW w:type="auto" w:w="0"/>
+        <w:tblLayout w:type="fixed"/>
         <w:tblLook w:firstColumn="1" w:firstRow="1" w:lastColumn="0" w:lastRow="0" w:noHBand="0" w:noVBand="1" w:val="04A0"/>
       </w:tblPr>
       <w:tblGrid>
-        <w:gridCol w:w="3289"/>
-        <w:gridCol w:w="3289"/>
-        <w:gridCol w:w="3289"/>
+        <w:gridCol w:w="794"/>
+        <w:gridCol w:w="5669"/>
+        <w:gridCol w:w="3402"/>
       </w:tblGrid>
       <w:tr>
         <w:trPr>
@@ -334,7 +371,7 @@
         </w:trPr>
         <w:tc>
           <w:tcPr>
-            <w:tcW w:type="dxa" w:w="3289"/>
+            <w:tcW w:type="dxa" w:w="794"/>
           </w:tcPr>
           <w:p>
             <w:r>
@@ -348,7 +385,7 @@
         </w:tc>
         <w:tc>
           <w:tcPr>
-            <w:tcW w:type="dxa" w:w="3289"/>
+            <w:tcW w:type="dxa" w:w="5669"/>
           </w:tcPr>
           <w:p>
             <w:r>
@@ -362,7 +399,7 @@
         </w:tc>
         <w:tc>
           <w:tcPr>
-            <w:tcW w:type="dxa" w:w="3289"/>
+            <w:tcW w:type="dxa" w:w="3402"/>
           </w:tcPr>
           <w:p>
             <w:r>
@@ -381,7 +418,7 @@
         </w:trPr>
         <w:tc>
           <w:tcPr>
-            <w:tcW w:type="dxa" w:w="3289"/>
+            <w:tcW w:type="dxa" w:w="794"/>
           </w:tcPr>
           <w:p>
             <w:r>
@@ -395,7 +432,7 @@
         </w:tc>
         <w:tc>
           <w:tcPr>
-            <w:tcW w:type="dxa" w:w="3289"/>
+            <w:tcW w:type="dxa" w:w="5669"/>
           </w:tcPr>
           <w:p>
             <w:r>
@@ -409,7 +446,7 @@
         </w:tc>
         <w:tc>
           <w:tcPr>
-            <w:tcW w:type="dxa" w:w="3289"/>
+            <w:tcW w:type="dxa" w:w="3402"/>
           </w:tcPr>
           <w:p>
             <w:r>
@@ -428,7 +465,7 @@
         </w:trPr>
         <w:tc>
           <w:tcPr>
-            <w:tcW w:type="dxa" w:w="3289"/>
+            <w:tcW w:type="dxa" w:w="794"/>
           </w:tcPr>
           <w:p>
             <w:r>
@@ -442,7 +479,7 @@
         </w:tc>
         <w:tc>
           <w:tcPr>
-            <w:tcW w:type="dxa" w:w="3289"/>
+            <w:tcW w:type="dxa" w:w="5669"/>
           </w:tcPr>
           <w:p>
             <w:r>
@@ -456,7 +493,7 @@
         </w:tc>
         <w:tc>
           <w:tcPr>
-            <w:tcW w:type="dxa" w:w="3289"/>
+            <w:tcW w:type="dxa" w:w="3402"/>
           </w:tcPr>
           <w:p>
             <w:r>
@@ -475,7 +512,7 @@
         </w:trPr>
         <w:tc>
           <w:tcPr>
-            <w:tcW w:type="dxa" w:w="3289"/>
+            <w:tcW w:type="dxa" w:w="794"/>
           </w:tcPr>
           <w:p>
             <w:r>
@@ -489,7 +526,7 @@
         </w:tc>
         <w:tc>
           <w:tcPr>
-            <w:tcW w:type="dxa" w:w="3289"/>
+            <w:tcW w:type="dxa" w:w="5669"/>
           </w:tcPr>
           <w:p>
             <w:r>
@@ -503,7 +540,7 @@
         </w:tc>
         <w:tc>
           <w:tcPr>
-            <w:tcW w:type="dxa" w:w="3289"/>
+            <w:tcW w:type="dxa" w:w="3402"/>
           </w:tcPr>
           <w:p>
             <w:r>
@@ -522,7 +559,7 @@
         </w:trPr>
         <w:tc>
           <w:tcPr>
-            <w:tcW w:type="dxa" w:w="3289"/>
+            <w:tcW w:type="dxa" w:w="794"/>
           </w:tcPr>
           <w:p>
             <w:r>
@@ -536,7 +573,7 @@
         </w:tc>
         <w:tc>
           <w:tcPr>
-            <w:tcW w:type="dxa" w:w="3289"/>
+            <w:tcW w:type="dxa" w:w="5669"/>
           </w:tcPr>
           <w:p>
             <w:r>
@@ -550,7 +587,7 @@
         </w:tc>
         <w:tc>
           <w:tcPr>
-            <w:tcW w:type="dxa" w:w="3289"/>
+            <w:tcW w:type="dxa" w:w="3402"/>
           </w:tcPr>
           <w:p>
             <w:r>
@@ -569,7 +606,7 @@
         </w:trPr>
         <w:tc>
           <w:tcPr>
-            <w:tcW w:type="dxa" w:w="3289"/>
+            <w:tcW w:type="dxa" w:w="794"/>
           </w:tcPr>
           <w:p>
             <w:r>
@@ -583,7 +620,7 @@
         </w:tc>
         <w:tc>
           <w:tcPr>
-            <w:tcW w:type="dxa" w:w="3289"/>
+            <w:tcW w:type="dxa" w:w="5669"/>
           </w:tcPr>
           <w:p>
             <w:r>
@@ -597,7 +634,7 @@
         </w:tc>
         <w:tc>
           <w:tcPr>
-            <w:tcW w:type="dxa" w:w="3289"/>
+            <w:tcW w:type="dxa" w:w="3402"/>
           </w:tcPr>
           <w:p>
             <w:r>
@@ -616,7 +653,7 @@
         </w:trPr>
         <w:tc>
           <w:tcPr>
-            <w:tcW w:type="dxa" w:w="3289"/>
+            <w:tcW w:type="dxa" w:w="794"/>
           </w:tcPr>
           <w:p>
             <w:r>
@@ -630,7 +667,7 @@
         </w:tc>
         <w:tc>
           <w:tcPr>
-            <w:tcW w:type="dxa" w:w="3289"/>
+            <w:tcW w:type="dxa" w:w="5669"/>
           </w:tcPr>
           <w:p>
             <w:r>
@@ -644,7 +681,7 @@
         </w:tc>
         <w:tc>
           <w:tcPr>
-            <w:tcW w:type="dxa" w:w="3289"/>
+            <w:tcW w:type="dxa" w:w="3402"/>
           </w:tcPr>
           <w:p>
             <w:r>
@@ -663,7 +700,7 @@
         </w:trPr>
         <w:tc>
           <w:tcPr>
-            <w:tcW w:type="dxa" w:w="3289"/>
+            <w:tcW w:type="dxa" w:w="794"/>
           </w:tcPr>
           <w:p>
             <w:r>
@@ -677,7 +714,7 @@
         </w:tc>
         <w:tc>
           <w:tcPr>
-            <w:tcW w:type="dxa" w:w="3289"/>
+            <w:tcW w:type="dxa" w:w="5669"/>
           </w:tcPr>
           <w:p>
             <w:r>
@@ -691,7 +728,7 @@
         </w:tc>
         <w:tc>
           <w:tcPr>
-            <w:tcW w:type="dxa" w:w="3289"/>
+            <w:tcW w:type="dxa" w:w="3402"/>
           </w:tcPr>
           <w:p>
             <w:r>
@@ -3409,7 +3446,7 @@
         </w:rPr>
         <w:t xml:space="preserve"> на каждом рабочем устройстве физически проверить камеру, свет и доступ. Запускать через предпросмотр/локальный сервер. </w:t>
       </w:r>
-      <w:hyperlink r:id="rId16">
+      <w:hyperlink r:id="rId18">
         <w:r>
           <w:rPr>
             <w:color w:val="245A81"/>
@@ -3838,12 +3875,13 @@
       <w:tblPr>
         <w:tblStyle w:val="LightShading-Accent1"/>
         <w:tblW w:type="auto" w:w="0"/>
+        <w:tblLayout w:type="fixed"/>
         <w:tblLook w:firstColumn="1" w:firstRow="1" w:lastColumn="0" w:lastRow="0" w:noHBand="0" w:noVBand="1" w:val="04A0"/>
       </w:tblPr>
       <w:tblGrid>
-        <w:gridCol w:w="3289"/>
-        <w:gridCol w:w="3289"/>
-        <w:gridCol w:w="3289"/>
+        <w:gridCol w:w="794"/>
+        <w:gridCol w:w="5669"/>
+        <w:gridCol w:w="3402"/>
       </w:tblGrid>
       <w:tr>
         <w:trPr>
@@ -3852,7 +3890,7 @@
         </w:trPr>
         <w:tc>
           <w:tcPr>
-            <w:tcW w:type="dxa" w:w="3289"/>
+            <w:tcW w:type="dxa" w:w="794"/>
           </w:tcPr>
           <w:p>
             <w:r>
@@ -3866,7 +3904,7 @@
         </w:tc>
         <w:tc>
           <w:tcPr>
-            <w:tcW w:type="dxa" w:w="3289"/>
+            <w:tcW w:type="dxa" w:w="5669"/>
           </w:tcPr>
           <w:p>
             <w:r>
@@ -3880,7 +3918,7 @@
         </w:tc>
         <w:tc>
           <w:tcPr>
-            <w:tcW w:type="dxa" w:w="3289"/>
+            <w:tcW w:type="dxa" w:w="3402"/>
           </w:tcPr>
           <w:p>
             <w:r>
@@ -3899,7 +3937,7 @@
         </w:trPr>
         <w:tc>
           <w:tcPr>
-            <w:tcW w:type="dxa" w:w="3289"/>
+            <w:tcW w:type="dxa" w:w="794"/>
           </w:tcPr>
           <w:p>
             <w:r>
@@ -3913,7 +3951,7 @@
         </w:tc>
         <w:tc>
           <w:tcPr>
-            <w:tcW w:type="dxa" w:w="3289"/>
+            <w:tcW w:type="dxa" w:w="5669"/>
           </w:tcPr>
           <w:p>
             <w:r>
@@ -3927,7 +3965,7 @@
         </w:tc>
         <w:tc>
           <w:tcPr>
-            <w:tcW w:type="dxa" w:w="3289"/>
+            <w:tcW w:type="dxa" w:w="3402"/>
           </w:tcPr>
           <w:p>
             <w:r>
@@ -3946,7 +3984,7 @@
         </w:trPr>
         <w:tc>
           <w:tcPr>
-            <w:tcW w:type="dxa" w:w="3289"/>
+            <w:tcW w:type="dxa" w:w="794"/>
           </w:tcPr>
           <w:p>
             <w:r>
@@ -3960,7 +3998,7 @@
         </w:tc>
         <w:tc>
           <w:tcPr>
-            <w:tcW w:type="dxa" w:w="3289"/>
+            <w:tcW w:type="dxa" w:w="5669"/>
           </w:tcPr>
           <w:p>
             <w:r>
@@ -3974,7 +4012,7 @@
         </w:tc>
         <w:tc>
           <w:tcPr>
-            <w:tcW w:type="dxa" w:w="3289"/>
+            <w:tcW w:type="dxa" w:w="3402"/>
           </w:tcPr>
           <w:p>
             <w:r>
@@ -3993,7 +4031,7 @@
         </w:trPr>
         <w:tc>
           <w:tcPr>
-            <w:tcW w:type="dxa" w:w="3289"/>
+            <w:tcW w:type="dxa" w:w="794"/>
           </w:tcPr>
           <w:p>
             <w:r>
@@ -4007,7 +4045,7 @@
         </w:tc>
         <w:tc>
           <w:tcPr>
-            <w:tcW w:type="dxa" w:w="3289"/>
+            <w:tcW w:type="dxa" w:w="5669"/>
           </w:tcPr>
           <w:p>
             <w:r>
@@ -4021,7 +4059,7 @@
         </w:tc>
         <w:tc>
           <w:tcPr>
-            <w:tcW w:type="dxa" w:w="3289"/>
+            <w:tcW w:type="dxa" w:w="3402"/>
           </w:tcPr>
           <w:p>
             <w:r>
@@ -4040,7 +4078,7 @@
         </w:trPr>
         <w:tc>
           <w:tcPr>
-            <w:tcW w:type="dxa" w:w="3289"/>
+            <w:tcW w:type="dxa" w:w="794"/>
           </w:tcPr>
           <w:p>
             <w:r>
@@ -4054,7 +4092,7 @@
         </w:tc>
         <w:tc>
           <w:tcPr>
-            <w:tcW w:type="dxa" w:w="3289"/>
+            <w:tcW w:type="dxa" w:w="5669"/>
           </w:tcPr>
           <w:p>
             <w:r>
@@ -4068,7 +4106,7 @@
         </w:tc>
         <w:tc>
           <w:tcPr>
-            <w:tcW w:type="dxa" w:w="3289"/>
+            <w:tcW w:type="dxa" w:w="3402"/>
           </w:tcPr>
           <w:p>
             <w:r>
@@ -4087,7 +4125,7 @@
         </w:trPr>
         <w:tc>
           <w:tcPr>
-            <w:tcW w:type="dxa" w:w="3289"/>
+            <w:tcW w:type="dxa" w:w="794"/>
           </w:tcPr>
           <w:p>
             <w:r>
@@ -4101,7 +4139,7 @@
         </w:tc>
         <w:tc>
           <w:tcPr>
-            <w:tcW w:type="dxa" w:w="3289"/>
+            <w:tcW w:type="dxa" w:w="5669"/>
           </w:tcPr>
           <w:p>
             <w:r>
@@ -4115,7 +4153,7 @@
         </w:tc>
         <w:tc>
           <w:tcPr>
-            <w:tcW w:type="dxa" w:w="3289"/>
+            <w:tcW w:type="dxa" w:w="3402"/>
           </w:tcPr>
           <w:p>
             <w:r>
@@ -4134,7 +4172,7 @@
         </w:trPr>
         <w:tc>
           <w:tcPr>
-            <w:tcW w:type="dxa" w:w="3289"/>
+            <w:tcW w:type="dxa" w:w="794"/>
           </w:tcPr>
           <w:p>
             <w:r>
@@ -4148,7 +4186,7 @@
         </w:tc>
         <w:tc>
           <w:tcPr>
-            <w:tcW w:type="dxa" w:w="3289"/>
+            <w:tcW w:type="dxa" w:w="5669"/>
           </w:tcPr>
           <w:p>
             <w:r>
@@ -4162,7 +4200,7 @@
         </w:tc>
         <w:tc>
           <w:tcPr>
-            <w:tcW w:type="dxa" w:w="3289"/>
+            <w:tcW w:type="dxa" w:w="3402"/>
           </w:tcPr>
           <w:p>
             <w:r>
@@ -4181,7 +4219,7 @@
         </w:trPr>
         <w:tc>
           <w:tcPr>
-            <w:tcW w:type="dxa" w:w="3289"/>
+            <w:tcW w:type="dxa" w:w="794"/>
           </w:tcPr>
           <w:p>
             <w:r>
@@ -4195,7 +4233,7 @@
         </w:tc>
         <w:tc>
           <w:tcPr>
-            <w:tcW w:type="dxa" w:w="3289"/>
+            <w:tcW w:type="dxa" w:w="5669"/>
           </w:tcPr>
           <w:p>
             <w:r>
@@ -4209,7 +4247,7 @@
         </w:tc>
         <w:tc>
           <w:tcPr>
-            <w:tcW w:type="dxa" w:w="3289"/>
+            <w:tcW w:type="dxa" w:w="3402"/>
           </w:tcPr>
           <w:p>
             <w:r>
